--- a/Courses/Software-Sciences/IT-Module-3-Web-Design/Bonus/01-Designing-Websites-with-AI-Prompts/01-Designing-Websites-with-AI-Prompts.docx
+++ b/Courses/Software-Sciences/IT-Module-3-Web-Design/Bonus/01-Designing-Websites-with-AI-Prompts/01-Designing-Websites-with-AI-Prompts.docx
@@ -84,9 +84,9 @@
           <w:noProof/>
         </w:rPr>
         <w:drawing>
-          <wp:inline distT="0" distB="0" distL="0" distR="0" wp14:anchorId="73F5C6D6" wp14:editId="35F0A3DA">
-            <wp:extent cx="1065886" cy="497260"/>
-            <wp:effectExtent l="0" t="0" r="1270" b="0"/>
+          <wp:inline distT="0" distB="0" distL="0" distR="0" wp14:anchorId="73F5C6D6" wp14:editId="2E484758">
+            <wp:extent cx="1065886" cy="477023"/>
+            <wp:effectExtent l="0" t="0" r="1270" b="5715"/>
             <wp:docPr id="470543985" name="Picture 1"/>
             <wp:cNvGraphicFramePr>
               <a:graphicFrameLocks xmlns:a="http://schemas.openxmlformats.org/drawingml/2006/main" noChangeAspect="1"/>
@@ -115,7 +115,7 @@
                   <pic:spPr bwMode="auto">
                     <a:xfrm>
                       <a:off x="0" y="0"/>
-                      <a:ext cx="1065886" cy="497260"/>
+                      <a:ext cx="1065886" cy="477023"/>
                     </a:xfrm>
                     <a:prstGeom prst="rect">
                       <a:avLst/>
